--- a/流程规划2(1).docx
+++ b/流程规划2(1).docx
@@ -597,7 +597,7 @@
               <w:jc w:val="center"/>
               <w:textAlignment w:val="center"/>
               <w:rPr>
-                <w:rFonts w:ascii="微软雅黑" w:eastAsia="微软雅黑" w:hAnsi="微软雅黑" w:cs="微软雅黑"/>
+                <w:rFonts w:ascii="微软雅黑" w:eastAsia="微软雅黑" w:hAnsi="微软雅黑" w:cs="微软雅黑" w:hint="eastAsia"/>
                 <w:b/>
                 <w:bCs/>
                 <w:color w:val="FF0000"/>
@@ -644,7 +644,7 @@
               <w:jc w:val="center"/>
               <w:textAlignment w:val="center"/>
               <w:rPr>
-                <w:rFonts w:ascii="微软雅黑" w:eastAsia="微软雅黑" w:hAnsi="微软雅黑" w:cs="微软雅黑"/>
+                <w:rFonts w:ascii="微软雅黑" w:eastAsia="微软雅黑" w:hAnsi="微软雅黑" w:cs="微软雅黑" w:hint="eastAsia"/>
                 <w:b/>
                 <w:bCs/>
                 <w:color w:val="000000"/>
@@ -686,7 +686,7 @@
               <w:jc w:val="center"/>
               <w:textAlignment w:val="center"/>
               <w:rPr>
-                <w:rFonts w:ascii="微软雅黑" w:eastAsia="微软雅黑" w:hAnsi="微软雅黑" w:cs="微软雅黑"/>
+                <w:rFonts w:ascii="微软雅黑" w:eastAsia="微软雅黑" w:hAnsi="微软雅黑" w:cs="微软雅黑" w:hint="eastAsia"/>
                 <w:b/>
                 <w:bCs/>
                 <w:color w:val="000000"/>
@@ -728,7 +728,7 @@
               <w:jc w:val="center"/>
               <w:textAlignment w:val="center"/>
               <w:rPr>
-                <w:rFonts w:ascii="微软雅黑" w:eastAsia="微软雅黑" w:hAnsi="微软雅黑" w:cs="微软雅黑"/>
+                <w:rFonts w:ascii="微软雅黑" w:eastAsia="微软雅黑" w:hAnsi="微软雅黑" w:cs="微软雅黑" w:hint="eastAsia"/>
                 <w:b/>
                 <w:bCs/>
                 <w:color w:val="000000"/>
@@ -770,7 +770,7 @@
               <w:jc w:val="center"/>
               <w:textAlignment w:val="center"/>
               <w:rPr>
-                <w:rFonts w:ascii="微软雅黑" w:eastAsia="微软雅黑" w:hAnsi="微软雅黑" w:cs="微软雅黑"/>
+                <w:rFonts w:ascii="微软雅黑" w:eastAsia="微软雅黑" w:hAnsi="微软雅黑" w:cs="微软雅黑" w:hint="eastAsia"/>
                 <w:b/>
                 <w:bCs/>
                 <w:color w:val="000000"/>
@@ -812,7 +812,7 @@
               <w:jc w:val="center"/>
               <w:textAlignment w:val="center"/>
               <w:rPr>
-                <w:rFonts w:ascii="微软雅黑" w:eastAsia="微软雅黑" w:hAnsi="微软雅黑" w:cs="微软雅黑"/>
+                <w:rFonts w:ascii="微软雅黑" w:eastAsia="微软雅黑" w:hAnsi="微软雅黑" w:cs="微软雅黑" w:hint="eastAsia"/>
                 <w:b/>
                 <w:bCs/>
                 <w:color w:val="000000"/>
@@ -854,7 +854,7 @@
               <w:jc w:val="center"/>
               <w:textAlignment w:val="center"/>
               <w:rPr>
-                <w:rFonts w:ascii="微软雅黑" w:eastAsia="微软雅黑" w:hAnsi="微软雅黑" w:cs="微软雅黑"/>
+                <w:rFonts w:ascii="微软雅黑" w:eastAsia="微软雅黑" w:hAnsi="微软雅黑" w:cs="微软雅黑" w:hint="eastAsia"/>
                 <w:b/>
                 <w:bCs/>
                 <w:color w:val="000000"/>
@@ -896,7 +896,7 @@
               <w:jc w:val="center"/>
               <w:textAlignment w:val="center"/>
               <w:rPr>
-                <w:rFonts w:ascii="微软雅黑" w:eastAsia="微软雅黑" w:hAnsi="微软雅黑" w:cs="微软雅黑"/>
+                <w:rFonts w:ascii="微软雅黑" w:eastAsia="微软雅黑" w:hAnsi="微软雅黑" w:cs="微软雅黑" w:hint="eastAsia"/>
                 <w:b/>
                 <w:bCs/>
                 <w:color w:val="000000"/>
@@ -938,7 +938,7 @@
               <w:jc w:val="center"/>
               <w:textAlignment w:val="center"/>
               <w:rPr>
-                <w:rFonts w:ascii="微软雅黑" w:eastAsia="微软雅黑" w:hAnsi="微软雅黑" w:cs="微软雅黑"/>
+                <w:rFonts w:ascii="微软雅黑" w:eastAsia="微软雅黑" w:hAnsi="微软雅黑" w:cs="微软雅黑" w:hint="eastAsia"/>
                 <w:b/>
                 <w:bCs/>
                 <w:color w:val="000000"/>
@@ -980,7 +980,7 @@
               <w:jc w:val="center"/>
               <w:textAlignment w:val="center"/>
               <w:rPr>
-                <w:rFonts w:ascii="微软雅黑" w:eastAsia="微软雅黑" w:hAnsi="微软雅黑" w:cs="微软雅黑"/>
+                <w:rFonts w:ascii="微软雅黑" w:eastAsia="微软雅黑" w:hAnsi="微软雅黑" w:cs="微软雅黑" w:hint="eastAsia"/>
                 <w:b/>
                 <w:bCs/>
                 <w:color w:val="000000"/>
@@ -1022,7 +1022,7 @@
               <w:jc w:val="center"/>
               <w:textAlignment w:val="center"/>
               <w:rPr>
-                <w:rFonts w:ascii="微软雅黑" w:eastAsia="微软雅黑" w:hAnsi="微软雅黑" w:cs="微软雅黑"/>
+                <w:rFonts w:ascii="微软雅黑" w:eastAsia="微软雅黑" w:hAnsi="微软雅黑" w:cs="微软雅黑" w:hint="eastAsia"/>
                 <w:b/>
                 <w:bCs/>
                 <w:color w:val="000000"/>
@@ -1064,7 +1064,7 @@
               <w:jc w:val="center"/>
               <w:textAlignment w:val="center"/>
               <w:rPr>
-                <w:rFonts w:ascii="微软雅黑" w:eastAsia="微软雅黑" w:hAnsi="微软雅黑" w:cs="微软雅黑"/>
+                <w:rFonts w:ascii="微软雅黑" w:eastAsia="微软雅黑" w:hAnsi="微软雅黑" w:cs="微软雅黑" w:hint="eastAsia"/>
                 <w:b/>
                 <w:bCs/>
                 <w:color w:val="000000"/>
@@ -1106,7 +1106,7 @@
               <w:jc w:val="center"/>
               <w:textAlignment w:val="center"/>
               <w:rPr>
-                <w:rFonts w:ascii="微软雅黑" w:eastAsia="微软雅黑" w:hAnsi="微软雅黑" w:cs="微软雅黑"/>
+                <w:rFonts w:ascii="微软雅黑" w:eastAsia="微软雅黑" w:hAnsi="微软雅黑" w:cs="微软雅黑" w:hint="eastAsia"/>
                 <w:b/>
                 <w:bCs/>
                 <w:color w:val="000000"/>
@@ -1148,7 +1148,7 @@
               <w:jc w:val="center"/>
               <w:textAlignment w:val="center"/>
               <w:rPr>
-                <w:rFonts w:ascii="微软雅黑" w:eastAsia="微软雅黑" w:hAnsi="微软雅黑" w:cs="微软雅黑"/>
+                <w:rFonts w:ascii="微软雅黑" w:eastAsia="微软雅黑" w:hAnsi="微软雅黑" w:cs="微软雅黑" w:hint="eastAsia"/>
                 <w:b/>
                 <w:bCs/>
                 <w:color w:val="000000"/>
@@ -1190,7 +1190,7 @@
               <w:jc w:val="center"/>
               <w:textAlignment w:val="center"/>
               <w:rPr>
-                <w:rFonts w:ascii="微软雅黑" w:eastAsia="微软雅黑" w:hAnsi="微软雅黑" w:cs="微软雅黑"/>
+                <w:rFonts w:ascii="微软雅黑" w:eastAsia="微软雅黑" w:hAnsi="微软雅黑" w:cs="微软雅黑" w:hint="eastAsia"/>
                 <w:b/>
                 <w:bCs/>
                 <w:color w:val="000000"/>
@@ -1232,7 +1232,7 @@
               <w:jc w:val="center"/>
               <w:textAlignment w:val="center"/>
               <w:rPr>
-                <w:rFonts w:ascii="微软雅黑" w:eastAsia="微软雅黑" w:hAnsi="微软雅黑" w:cs="微软雅黑"/>
+                <w:rFonts w:ascii="微软雅黑" w:eastAsia="微软雅黑" w:hAnsi="微软雅黑" w:cs="微软雅黑" w:hint="eastAsia"/>
                 <w:b/>
                 <w:bCs/>
                 <w:color w:val="000000"/>
@@ -1278,7 +1278,7 @@
               <w:jc w:val="center"/>
               <w:textAlignment w:val="center"/>
               <w:rPr>
-                <w:rFonts w:ascii="微软雅黑" w:eastAsia="微软雅黑" w:hAnsi="微软雅黑" w:cs="微软雅黑"/>
+                <w:rFonts w:ascii="微软雅黑" w:eastAsia="微软雅黑" w:hAnsi="微软雅黑" w:cs="微软雅黑" w:hint="eastAsia"/>
                 <w:color w:val="000000"/>
                 <w:kern w:val="0"/>
                 <w:sz w:val="13"/>
@@ -1317,7 +1317,7 @@
               <w:jc w:val="center"/>
               <w:textAlignment w:val="center"/>
               <w:rPr>
-                <w:rFonts w:ascii="微软雅黑" w:eastAsia="微软雅黑" w:hAnsi="微软雅黑" w:cs="微软雅黑"/>
+                <w:rFonts w:ascii="微软雅黑" w:eastAsia="微软雅黑" w:hAnsi="微软雅黑" w:cs="微软雅黑" w:hint="eastAsia"/>
                 <w:color w:val="000000"/>
                 <w:kern w:val="0"/>
                 <w:sz w:val="13"/>
@@ -1356,7 +1356,7 @@
               <w:jc w:val="center"/>
               <w:textAlignment w:val="center"/>
               <w:rPr>
-                <w:rFonts w:ascii="微软雅黑" w:eastAsia="微软雅黑" w:hAnsi="微软雅黑" w:cs="微软雅黑"/>
+                <w:rFonts w:ascii="微软雅黑" w:eastAsia="微软雅黑" w:hAnsi="微软雅黑" w:cs="微软雅黑" w:hint="eastAsia"/>
                 <w:color w:val="000000"/>
                 <w:kern w:val="0"/>
                 <w:sz w:val="13"/>
@@ -1395,7 +1395,7 @@
               <w:jc w:val="center"/>
               <w:textAlignment w:val="center"/>
               <w:rPr>
-                <w:rFonts w:ascii="微软雅黑" w:eastAsia="微软雅黑" w:hAnsi="微软雅黑" w:cs="微软雅黑"/>
+                <w:rFonts w:ascii="微软雅黑" w:eastAsia="微软雅黑" w:hAnsi="微软雅黑" w:cs="微软雅黑" w:hint="eastAsia"/>
                 <w:color w:val="000000"/>
                 <w:kern w:val="0"/>
                 <w:sz w:val="13"/>
@@ -1423,7 +1423,7 @@
               <w:jc w:val="center"/>
               <w:textAlignment w:val="center"/>
               <w:rPr>
-                <w:rFonts w:ascii="微软雅黑" w:eastAsia="微软雅黑" w:hAnsi="微软雅黑" w:cs="微软雅黑"/>
+                <w:rFonts w:ascii="微软雅黑" w:eastAsia="微软雅黑" w:hAnsi="微软雅黑" w:cs="微软雅黑" w:hint="eastAsia"/>
                 <w:color w:val="000000"/>
                 <w:kern w:val="0"/>
                 <w:sz w:val="13"/>
@@ -1462,7 +1462,7 @@
               <w:jc w:val="center"/>
               <w:textAlignment w:val="center"/>
               <w:rPr>
-                <w:rFonts w:ascii="微软雅黑" w:eastAsia="微软雅黑" w:hAnsi="微软雅黑" w:cs="微软雅黑"/>
+                <w:rFonts w:ascii="微软雅黑" w:eastAsia="微软雅黑" w:hAnsi="微软雅黑" w:cs="微软雅黑" w:hint="eastAsia"/>
                 <w:color w:val="000000"/>
                 <w:kern w:val="0"/>
                 <w:sz w:val="13"/>
@@ -1501,7 +1501,7 @@
               <w:jc w:val="center"/>
               <w:textAlignment w:val="center"/>
               <w:rPr>
-                <w:rFonts w:ascii="微软雅黑" w:eastAsia="微软雅黑" w:hAnsi="微软雅黑" w:cs="微软雅黑"/>
+                <w:rFonts w:ascii="微软雅黑" w:eastAsia="微软雅黑" w:hAnsi="微软雅黑" w:cs="微软雅黑" w:hint="eastAsia"/>
                 <w:color w:val="000000"/>
                 <w:kern w:val="0"/>
                 <w:sz w:val="13"/>
@@ -1540,7 +1540,7 @@
               <w:jc w:val="center"/>
               <w:textAlignment w:val="center"/>
               <w:rPr>
-                <w:rFonts w:ascii="微软雅黑" w:eastAsia="微软雅黑" w:hAnsi="微软雅黑" w:cs="微软雅黑"/>
+                <w:rFonts w:ascii="微软雅黑" w:eastAsia="微软雅黑" w:hAnsi="微软雅黑" w:cs="微软雅黑" w:hint="eastAsia"/>
                 <w:color w:val="000000"/>
                 <w:kern w:val="0"/>
                 <w:sz w:val="13"/>
@@ -1568,7 +1568,7 @@
               <w:jc w:val="center"/>
               <w:textAlignment w:val="center"/>
               <w:rPr>
-                <w:rFonts w:ascii="微软雅黑" w:eastAsia="微软雅黑" w:hAnsi="微软雅黑" w:cs="微软雅黑"/>
+                <w:rFonts w:ascii="微软雅黑" w:eastAsia="微软雅黑" w:hAnsi="微软雅黑" w:cs="微软雅黑" w:hint="eastAsia"/>
                 <w:color w:val="000000"/>
                 <w:kern w:val="0"/>
                 <w:sz w:val="13"/>
@@ -1607,7 +1607,7 @@
               <w:jc w:val="center"/>
               <w:textAlignment w:val="center"/>
               <w:rPr>
-                <w:rFonts w:ascii="微软雅黑" w:eastAsia="微软雅黑" w:hAnsi="微软雅黑" w:cs="微软雅黑"/>
+                <w:rFonts w:ascii="微软雅黑" w:eastAsia="微软雅黑" w:hAnsi="微软雅黑" w:cs="微软雅黑" w:hint="eastAsia"/>
                 <w:color w:val="000000"/>
                 <w:kern w:val="0"/>
                 <w:sz w:val="13"/>
@@ -1646,7 +1646,7 @@
               <w:jc w:val="center"/>
               <w:textAlignment w:val="center"/>
               <w:rPr>
-                <w:rFonts w:ascii="微软雅黑" w:eastAsia="微软雅黑" w:hAnsi="微软雅黑" w:cs="微软雅黑"/>
+                <w:rFonts w:ascii="微软雅黑" w:eastAsia="微软雅黑" w:hAnsi="微软雅黑" w:cs="微软雅黑" w:hint="eastAsia"/>
                 <w:color w:val="000000"/>
                 <w:kern w:val="0"/>
                 <w:sz w:val="13"/>
@@ -1685,7 +1685,7 @@
               <w:jc w:val="center"/>
               <w:textAlignment w:val="center"/>
               <w:rPr>
-                <w:rFonts w:ascii="微软雅黑" w:eastAsia="微软雅黑" w:hAnsi="微软雅黑" w:cs="微软雅黑"/>
+                <w:rFonts w:ascii="微软雅黑" w:eastAsia="微软雅黑" w:hAnsi="微软雅黑" w:cs="微软雅黑" w:hint="eastAsia"/>
                 <w:color w:val="000000"/>
                 <w:kern w:val="0"/>
                 <w:sz w:val="13"/>
@@ -1724,7 +1724,7 @@
               <w:jc w:val="center"/>
               <w:textAlignment w:val="center"/>
               <w:rPr>
-                <w:rFonts w:ascii="微软雅黑" w:eastAsia="微软雅黑" w:hAnsi="微软雅黑" w:cs="微软雅黑"/>
+                <w:rFonts w:ascii="微软雅黑" w:eastAsia="微软雅黑" w:hAnsi="微软雅黑" w:cs="微软雅黑" w:hint="eastAsia"/>
                 <w:color w:val="000000"/>
                 <w:kern w:val="0"/>
                 <w:sz w:val="13"/>
@@ -1763,7 +1763,7 @@
               <w:jc w:val="center"/>
               <w:textAlignment w:val="center"/>
               <w:rPr>
-                <w:rFonts w:ascii="微软雅黑" w:eastAsia="微软雅黑" w:hAnsi="微软雅黑" w:cs="微软雅黑"/>
+                <w:rFonts w:ascii="微软雅黑" w:eastAsia="微软雅黑" w:hAnsi="微软雅黑" w:cs="微软雅黑" w:hint="eastAsia"/>
                 <w:color w:val="000000"/>
                 <w:kern w:val="0"/>
                 <w:sz w:val="13"/>
@@ -1802,7 +1802,7 @@
               <w:jc w:val="center"/>
               <w:textAlignment w:val="center"/>
               <w:rPr>
-                <w:rFonts w:ascii="微软雅黑" w:eastAsia="微软雅黑" w:hAnsi="微软雅黑" w:cs="微软雅黑"/>
+                <w:rFonts w:ascii="微软雅黑" w:eastAsia="微软雅黑" w:hAnsi="微软雅黑" w:cs="微软雅黑" w:hint="eastAsia"/>
                 <w:color w:val="000000"/>
                 <w:kern w:val="0"/>
                 <w:sz w:val="13"/>
@@ -1835,7 +1835,7 @@
               <w:jc w:val="center"/>
               <w:textAlignment w:val="center"/>
               <w:rPr>
-                <w:rFonts w:ascii="微软雅黑" w:eastAsia="微软雅黑" w:hAnsi="微软雅黑" w:cs="微软雅黑"/>
+                <w:rFonts w:ascii="微软雅黑" w:eastAsia="微软雅黑" w:hAnsi="微软雅黑" w:cs="微软雅黑" w:hint="eastAsia"/>
                 <w:color w:val="000000"/>
                 <w:kern w:val="0"/>
                 <w:sz w:val="13"/>
@@ -1874,7 +1874,7 @@
               <w:jc w:val="center"/>
               <w:textAlignment w:val="center"/>
               <w:rPr>
-                <w:rFonts w:ascii="微软雅黑" w:eastAsia="微软雅黑" w:hAnsi="微软雅黑" w:cs="微软雅黑"/>
+                <w:rFonts w:ascii="微软雅黑" w:eastAsia="微软雅黑" w:hAnsi="微软雅黑" w:cs="微软雅黑" w:hint="eastAsia"/>
                 <w:color w:val="000000"/>
                 <w:kern w:val="0"/>
                 <w:sz w:val="13"/>
@@ -1913,7 +1913,7 @@
               <w:jc w:val="center"/>
               <w:textAlignment w:val="center"/>
               <w:rPr>
-                <w:rFonts w:ascii="微软雅黑" w:eastAsia="微软雅黑" w:hAnsi="微软雅黑" w:cs="微软雅黑"/>
+                <w:rFonts w:ascii="微软雅黑" w:eastAsia="微软雅黑" w:hAnsi="微软雅黑" w:cs="微软雅黑" w:hint="eastAsia"/>
                 <w:color w:val="000000"/>
                 <w:kern w:val="0"/>
                 <w:sz w:val="13"/>
@@ -1952,7 +1952,7 @@
               <w:jc w:val="center"/>
               <w:textAlignment w:val="center"/>
               <w:rPr>
-                <w:rFonts w:ascii="微软雅黑" w:eastAsia="微软雅黑" w:hAnsi="微软雅黑" w:cs="微软雅黑"/>
+                <w:rFonts w:ascii="微软雅黑" w:eastAsia="微软雅黑" w:hAnsi="微软雅黑" w:cs="微软雅黑" w:hint="eastAsia"/>
                 <w:color w:val="000000"/>
                 <w:kern w:val="0"/>
                 <w:sz w:val="13"/>
@@ -1991,7 +1991,7 @@
               <w:jc w:val="center"/>
               <w:textAlignment w:val="center"/>
               <w:rPr>
-                <w:rFonts w:ascii="微软雅黑" w:eastAsia="微软雅黑" w:hAnsi="微软雅黑" w:cs="微软雅黑"/>
+                <w:rFonts w:ascii="微软雅黑" w:eastAsia="微软雅黑" w:hAnsi="微软雅黑" w:cs="微软雅黑" w:hint="eastAsia"/>
                 <w:color w:val="000000"/>
                 <w:kern w:val="0"/>
                 <w:sz w:val="13"/>
@@ -2030,7 +2030,7 @@
               <w:jc w:val="center"/>
               <w:textAlignment w:val="center"/>
               <w:rPr>
-                <w:rFonts w:ascii="微软雅黑" w:eastAsia="微软雅黑" w:hAnsi="微软雅黑" w:cs="微软雅黑"/>
+                <w:rFonts w:ascii="微软雅黑" w:eastAsia="微软雅黑" w:hAnsi="微软雅黑" w:cs="微软雅黑" w:hint="eastAsia"/>
                 <w:color w:val="000000"/>
                 <w:kern w:val="0"/>
                 <w:sz w:val="13"/>
@@ -2069,7 +2069,7 @@
               <w:jc w:val="center"/>
               <w:textAlignment w:val="center"/>
               <w:rPr>
-                <w:rFonts w:ascii="微软雅黑" w:eastAsia="微软雅黑" w:hAnsi="微软雅黑" w:cs="微软雅黑"/>
+                <w:rFonts w:ascii="微软雅黑" w:eastAsia="微软雅黑" w:hAnsi="微软雅黑" w:cs="微软雅黑" w:hint="eastAsia"/>
                 <w:color w:val="000000"/>
                 <w:kern w:val="0"/>
                 <w:sz w:val="13"/>
@@ -2108,7 +2108,7 @@
               <w:jc w:val="center"/>
               <w:textAlignment w:val="center"/>
               <w:rPr>
-                <w:rFonts w:ascii="微软雅黑" w:eastAsia="微软雅黑" w:hAnsi="微软雅黑" w:cs="微软雅黑"/>
+                <w:rFonts w:ascii="微软雅黑" w:eastAsia="微软雅黑" w:hAnsi="微软雅黑" w:cs="微软雅黑" w:hint="eastAsia"/>
                 <w:color w:val="000000"/>
                 <w:kern w:val="0"/>
                 <w:sz w:val="13"/>
@@ -2147,7 +2147,7 @@
               <w:jc w:val="center"/>
               <w:textAlignment w:val="center"/>
               <w:rPr>
-                <w:rFonts w:ascii="微软雅黑" w:eastAsia="微软雅黑" w:hAnsi="微软雅黑" w:cs="微软雅黑"/>
+                <w:rFonts w:ascii="微软雅黑" w:eastAsia="微软雅黑" w:hAnsi="微软雅黑" w:cs="微软雅黑" w:hint="eastAsia"/>
                 <w:color w:val="000000"/>
                 <w:kern w:val="0"/>
                 <w:sz w:val="13"/>
@@ -2186,7 +2186,7 @@
               <w:jc w:val="center"/>
               <w:textAlignment w:val="center"/>
               <w:rPr>
-                <w:rFonts w:ascii="微软雅黑" w:eastAsia="微软雅黑" w:hAnsi="微软雅黑" w:cs="微软雅黑"/>
+                <w:rFonts w:ascii="微软雅黑" w:eastAsia="微软雅黑" w:hAnsi="微软雅黑" w:cs="微软雅黑" w:hint="eastAsia"/>
                 <w:color w:val="000000"/>
                 <w:kern w:val="0"/>
                 <w:sz w:val="13"/>
@@ -2225,7 +2225,7 @@
               <w:jc w:val="center"/>
               <w:textAlignment w:val="center"/>
               <w:rPr>
-                <w:rFonts w:ascii="微软雅黑" w:eastAsia="微软雅黑" w:hAnsi="微软雅黑" w:cs="微软雅黑"/>
+                <w:rFonts w:ascii="微软雅黑" w:eastAsia="微软雅黑" w:hAnsi="微软雅黑" w:cs="微软雅黑" w:hint="eastAsia"/>
                 <w:color w:val="000000"/>
                 <w:kern w:val="0"/>
                 <w:sz w:val="13"/>
@@ -2264,7 +2264,7 @@
               <w:jc w:val="center"/>
               <w:textAlignment w:val="center"/>
               <w:rPr>
-                <w:rFonts w:ascii="微软雅黑" w:eastAsia="微软雅黑" w:hAnsi="微软雅黑" w:cs="微软雅黑"/>
+                <w:rFonts w:ascii="微软雅黑" w:eastAsia="微软雅黑" w:hAnsi="微软雅黑" w:cs="微软雅黑" w:hint="eastAsia"/>
                 <w:color w:val="000000"/>
                 <w:kern w:val="0"/>
                 <w:sz w:val="13"/>
@@ -2303,7 +2303,7 @@
               <w:jc w:val="center"/>
               <w:textAlignment w:val="center"/>
               <w:rPr>
-                <w:rFonts w:ascii="微软雅黑" w:eastAsia="微软雅黑" w:hAnsi="微软雅黑" w:cs="微软雅黑"/>
+                <w:rFonts w:ascii="微软雅黑" w:eastAsia="微软雅黑" w:hAnsi="微软雅黑" w:cs="微软雅黑" w:hint="eastAsia"/>
                 <w:color w:val="000000"/>
                 <w:kern w:val="0"/>
                 <w:sz w:val="13"/>
@@ -2342,7 +2342,7 @@
               <w:jc w:val="center"/>
               <w:textAlignment w:val="center"/>
               <w:rPr>
-                <w:rFonts w:ascii="微软雅黑" w:eastAsia="微软雅黑" w:hAnsi="微软雅黑" w:cs="微软雅黑"/>
+                <w:rFonts w:ascii="微软雅黑" w:eastAsia="微软雅黑" w:hAnsi="微软雅黑" w:cs="微软雅黑" w:hint="eastAsia"/>
                 <w:color w:val="000000"/>
                 <w:kern w:val="0"/>
                 <w:sz w:val="13"/>
@@ -2381,7 +2381,7 @@
               <w:jc w:val="center"/>
               <w:textAlignment w:val="center"/>
               <w:rPr>
-                <w:rFonts w:ascii="微软雅黑" w:eastAsia="微软雅黑" w:hAnsi="微软雅黑" w:cs="微软雅黑"/>
+                <w:rFonts w:ascii="微软雅黑" w:eastAsia="微软雅黑" w:hAnsi="微软雅黑" w:cs="微软雅黑" w:hint="eastAsia"/>
                 <w:color w:val="000000"/>
                 <w:kern w:val="0"/>
                 <w:sz w:val="13"/>
@@ -2604,7 +2604,6 @@
         <w:spacing w:line="360" w:lineRule="auto"/>
         <w:ind w:firstLineChars="200" w:firstLine="422"/>
         <w:rPr>
-          <w:rFonts w:hint="eastAsia"/>
           <w:b/>
           <w:bCs/>
         </w:rPr>
@@ -2766,7 +2765,7 @@
               <w:jc w:val="center"/>
               <w:textAlignment w:val="center"/>
               <w:rPr>
-                <w:rFonts w:ascii="宋体" w:hAnsi="宋体" w:cs="宋体"/>
+                <w:rFonts w:ascii="宋体" w:hAnsi="宋体" w:cs="宋体" w:hint="eastAsia"/>
                 <w:b/>
                 <w:bCs/>
                 <w:color w:val="000000"/>
@@ -2814,7 +2813,7 @@
               <w:jc w:val="center"/>
               <w:textAlignment w:val="center"/>
               <w:rPr>
-                <w:rFonts w:ascii="宋体" w:hAnsi="宋体" w:cs="宋体"/>
+                <w:rFonts w:ascii="宋体" w:hAnsi="宋体" w:cs="宋体" w:hint="eastAsia"/>
                 <w:b/>
                 <w:bCs/>
                 <w:color w:val="FF0000"/>
@@ -2859,7 +2858,7 @@
               <w:jc w:val="center"/>
               <w:textAlignment w:val="center"/>
               <w:rPr>
-                <w:rFonts w:ascii="宋体" w:hAnsi="宋体" w:cs="宋体"/>
+                <w:rFonts w:ascii="宋体" w:hAnsi="宋体" w:cs="宋体" w:hint="eastAsia"/>
                 <w:b/>
                 <w:bCs/>
                 <w:color w:val="FF0000"/>
@@ -2904,7 +2903,7 @@
               <w:jc w:val="center"/>
               <w:textAlignment w:val="center"/>
               <w:rPr>
-                <w:rFonts w:ascii="宋体" w:hAnsi="宋体" w:cs="宋体"/>
+                <w:rFonts w:ascii="宋体" w:hAnsi="宋体" w:cs="宋体" w:hint="eastAsia"/>
                 <w:b/>
                 <w:bCs/>
                 <w:color w:val="FF0000"/>
@@ -2953,7 +2952,7 @@
               <w:jc w:val="center"/>
               <w:textAlignment w:val="center"/>
               <w:rPr>
-                <w:rFonts w:ascii="微软雅黑" w:eastAsia="微软雅黑" w:hAnsi="微软雅黑" w:cs="微软雅黑"/>
+                <w:rFonts w:ascii="微软雅黑" w:eastAsia="微软雅黑" w:hAnsi="微软雅黑" w:cs="微软雅黑" w:hint="eastAsia"/>
                 <w:b/>
                 <w:bCs/>
                 <w:color w:val="000000"/>
@@ -3009,7 +3008,7 @@
               <w:jc w:val="center"/>
               <w:textAlignment w:val="center"/>
               <w:rPr>
-                <w:rFonts w:ascii="微软雅黑" w:eastAsia="微软雅黑" w:hAnsi="微软雅黑" w:cs="微软雅黑"/>
+                <w:rFonts w:ascii="微软雅黑" w:eastAsia="微软雅黑" w:hAnsi="微软雅黑" w:cs="微软雅黑" w:hint="eastAsia"/>
                 <w:b/>
                 <w:bCs/>
                 <w:color w:val="000000"/>
@@ -3066,7 +3065,7 @@
               <w:jc w:val="center"/>
               <w:textAlignment w:val="center"/>
               <w:rPr>
-                <w:rFonts w:ascii="微软雅黑" w:eastAsia="微软雅黑" w:hAnsi="微软雅黑" w:cs="微软雅黑"/>
+                <w:rFonts w:ascii="微软雅黑" w:eastAsia="微软雅黑" w:hAnsi="微软雅黑" w:cs="微软雅黑" w:hint="eastAsia"/>
                 <w:b/>
                 <w:bCs/>
                 <w:color w:val="000000"/>
@@ -3123,7 +3122,7 @@
               <w:jc w:val="center"/>
               <w:textAlignment w:val="center"/>
               <w:rPr>
-                <w:rFonts w:ascii="微软雅黑" w:eastAsia="微软雅黑" w:hAnsi="微软雅黑" w:cs="微软雅黑"/>
+                <w:rFonts w:ascii="微软雅黑" w:eastAsia="微软雅黑" w:hAnsi="微软雅黑" w:cs="微软雅黑" w:hint="eastAsia"/>
                 <w:b/>
                 <w:bCs/>
                 <w:color w:val="000000"/>
@@ -3180,7 +3179,7 @@
               <w:jc w:val="center"/>
               <w:textAlignment w:val="center"/>
               <w:rPr>
-                <w:rFonts w:ascii="微软雅黑" w:eastAsia="微软雅黑" w:hAnsi="微软雅黑" w:cs="微软雅黑"/>
+                <w:rFonts w:ascii="微软雅黑" w:eastAsia="微软雅黑" w:hAnsi="微软雅黑" w:cs="微软雅黑" w:hint="eastAsia"/>
                 <w:b/>
                 <w:bCs/>
                 <w:color w:val="000000"/>
@@ -3237,7 +3236,7 @@
               <w:jc w:val="center"/>
               <w:textAlignment w:val="center"/>
               <w:rPr>
-                <w:rFonts w:ascii="微软雅黑" w:eastAsia="微软雅黑" w:hAnsi="微软雅黑" w:cs="微软雅黑"/>
+                <w:rFonts w:ascii="微软雅黑" w:eastAsia="微软雅黑" w:hAnsi="微软雅黑" w:cs="微软雅黑" w:hint="eastAsia"/>
                 <w:b/>
                 <w:bCs/>
                 <w:color w:val="000000"/>
@@ -3294,7 +3293,7 @@
               <w:jc w:val="center"/>
               <w:textAlignment w:val="center"/>
               <w:rPr>
-                <w:rFonts w:ascii="微软雅黑" w:eastAsia="微软雅黑" w:hAnsi="微软雅黑" w:cs="微软雅黑"/>
+                <w:rFonts w:ascii="微软雅黑" w:eastAsia="微软雅黑" w:hAnsi="微软雅黑" w:cs="微软雅黑" w:hint="eastAsia"/>
                 <w:b/>
                 <w:bCs/>
                 <w:color w:val="000000"/>
@@ -3351,7 +3350,7 @@
               <w:jc w:val="center"/>
               <w:textAlignment w:val="center"/>
               <w:rPr>
-                <w:rFonts w:ascii="微软雅黑" w:eastAsia="微软雅黑" w:hAnsi="微软雅黑" w:cs="微软雅黑"/>
+                <w:rFonts w:ascii="微软雅黑" w:eastAsia="微软雅黑" w:hAnsi="微软雅黑" w:cs="微软雅黑" w:hint="eastAsia"/>
                 <w:b/>
                 <w:bCs/>
                 <w:color w:val="000000"/>
@@ -3410,7 +3409,7 @@
               <w:jc w:val="center"/>
               <w:textAlignment w:val="center"/>
               <w:rPr>
-                <w:rFonts w:ascii="微软雅黑" w:eastAsia="微软雅黑" w:hAnsi="微软雅黑" w:cs="微软雅黑"/>
+                <w:rFonts w:ascii="微软雅黑" w:eastAsia="微软雅黑" w:hAnsi="微软雅黑" w:cs="微软雅黑" w:hint="eastAsia"/>
                 <w:b/>
                 <w:bCs/>
                 <w:color w:val="000000"/>
@@ -3467,7 +3466,7 @@
               <w:jc w:val="center"/>
               <w:textAlignment w:val="center"/>
               <w:rPr>
-                <w:rFonts w:ascii="微软雅黑" w:eastAsia="微软雅黑" w:hAnsi="微软雅黑" w:cs="微软雅黑"/>
+                <w:rFonts w:ascii="微软雅黑" w:eastAsia="微软雅黑" w:hAnsi="微软雅黑" w:cs="微软雅黑" w:hint="eastAsia"/>
                 <w:b/>
                 <w:bCs/>
                 <w:color w:val="000000"/>
@@ -3524,7 +3523,7 @@
               <w:jc w:val="center"/>
               <w:textAlignment w:val="center"/>
               <w:rPr>
-                <w:rFonts w:ascii="微软雅黑" w:eastAsia="微软雅黑" w:hAnsi="微软雅黑" w:cs="微软雅黑"/>
+                <w:rFonts w:ascii="微软雅黑" w:eastAsia="微软雅黑" w:hAnsi="微软雅黑" w:cs="微软雅黑" w:hint="eastAsia"/>
                 <w:b/>
                 <w:bCs/>
                 <w:color w:val="000000"/>
@@ -3581,7 +3580,7 @@
               <w:jc w:val="center"/>
               <w:textAlignment w:val="center"/>
               <w:rPr>
-                <w:rFonts w:ascii="微软雅黑" w:eastAsia="微软雅黑" w:hAnsi="微软雅黑" w:cs="微软雅黑"/>
+                <w:rFonts w:ascii="微软雅黑" w:eastAsia="微软雅黑" w:hAnsi="微软雅黑" w:cs="微软雅黑" w:hint="eastAsia"/>
                 <w:b/>
                 <w:bCs/>
                 <w:color w:val="000000"/>
@@ -3638,7 +3637,7 @@
               <w:jc w:val="center"/>
               <w:textAlignment w:val="center"/>
               <w:rPr>
-                <w:rFonts w:ascii="微软雅黑" w:eastAsia="微软雅黑" w:hAnsi="微软雅黑" w:cs="微软雅黑"/>
+                <w:rFonts w:ascii="微软雅黑" w:eastAsia="微软雅黑" w:hAnsi="微软雅黑" w:cs="微软雅黑" w:hint="eastAsia"/>
                 <w:b/>
                 <w:bCs/>
                 <w:color w:val="000000"/>
@@ -3683,7 +3682,7 @@
               <w:jc w:val="center"/>
               <w:textAlignment w:val="center"/>
               <w:rPr>
-                <w:rFonts w:ascii="微软雅黑" w:eastAsia="微软雅黑" w:hAnsi="微软雅黑" w:cs="微软雅黑"/>
+                <w:rFonts w:ascii="微软雅黑" w:eastAsia="微软雅黑" w:hAnsi="微软雅黑" w:cs="微软雅黑" w:hint="eastAsia"/>
                 <w:b/>
                 <w:bCs/>
                 <w:color w:val="000000"/>
@@ -3725,7 +3724,7 @@
               <w:jc w:val="center"/>
               <w:textAlignment w:val="center"/>
               <w:rPr>
-                <w:rFonts w:ascii="微软雅黑" w:eastAsia="微软雅黑" w:hAnsi="微软雅黑" w:cs="微软雅黑"/>
+                <w:rFonts w:ascii="微软雅黑" w:eastAsia="微软雅黑" w:hAnsi="微软雅黑" w:cs="微软雅黑" w:hint="eastAsia"/>
                 <w:b/>
                 <w:bCs/>
                 <w:color w:val="000000"/>
@@ -3781,7 +3780,7 @@
               <w:jc w:val="center"/>
               <w:textAlignment w:val="center"/>
               <w:rPr>
-                <w:rFonts w:ascii="微软雅黑" w:eastAsia="微软雅黑" w:hAnsi="微软雅黑" w:cs="微软雅黑"/>
+                <w:rFonts w:ascii="微软雅黑" w:eastAsia="微软雅黑" w:hAnsi="微软雅黑" w:cs="微软雅黑" w:hint="eastAsia"/>
                 <w:b/>
                 <w:bCs/>
                 <w:color w:val="000000"/>
@@ -3838,7 +3837,7 @@
               <w:jc w:val="center"/>
               <w:textAlignment w:val="center"/>
               <w:rPr>
-                <w:rFonts w:ascii="微软雅黑" w:eastAsia="微软雅黑" w:hAnsi="微软雅黑" w:cs="微软雅黑"/>
+                <w:rFonts w:ascii="微软雅黑" w:eastAsia="微软雅黑" w:hAnsi="微软雅黑" w:cs="微软雅黑" w:hint="eastAsia"/>
                 <w:b/>
                 <w:bCs/>
                 <w:color w:val="000000"/>
@@ -3895,7 +3894,7 @@
               <w:jc w:val="center"/>
               <w:textAlignment w:val="center"/>
               <w:rPr>
-                <w:rFonts w:ascii="微软雅黑" w:eastAsia="微软雅黑" w:hAnsi="微软雅黑" w:cs="微软雅黑"/>
+                <w:rFonts w:ascii="微软雅黑" w:eastAsia="微软雅黑" w:hAnsi="微软雅黑" w:cs="微软雅黑" w:hint="eastAsia"/>
                 <w:b/>
                 <w:bCs/>
                 <w:color w:val="000000"/>
@@ -3952,7 +3951,7 @@
               <w:jc w:val="center"/>
               <w:textAlignment w:val="center"/>
               <w:rPr>
-                <w:rFonts w:ascii="微软雅黑" w:eastAsia="微软雅黑" w:hAnsi="微软雅黑" w:cs="微软雅黑"/>
+                <w:rFonts w:ascii="微软雅黑" w:eastAsia="微软雅黑" w:hAnsi="微软雅黑" w:cs="微软雅黑" w:hint="eastAsia"/>
                 <w:b/>
                 <w:bCs/>
                 <w:color w:val="000000"/>
@@ -4009,7 +4008,7 @@
               <w:jc w:val="center"/>
               <w:textAlignment w:val="center"/>
               <w:rPr>
-                <w:rFonts w:ascii="微软雅黑" w:eastAsia="微软雅黑" w:hAnsi="微软雅黑" w:cs="微软雅黑"/>
+                <w:rFonts w:ascii="微软雅黑" w:eastAsia="微软雅黑" w:hAnsi="微软雅黑" w:cs="微软雅黑" w:hint="eastAsia"/>
                 <w:b/>
                 <w:bCs/>
                 <w:color w:val="000000"/>
@@ -4066,7 +4065,7 @@
               <w:jc w:val="center"/>
               <w:textAlignment w:val="center"/>
               <w:rPr>
-                <w:rFonts w:ascii="微软雅黑" w:eastAsia="微软雅黑" w:hAnsi="微软雅黑" w:cs="微软雅黑"/>
+                <w:rFonts w:ascii="微软雅黑" w:eastAsia="微软雅黑" w:hAnsi="微软雅黑" w:cs="微软雅黑" w:hint="eastAsia"/>
                 <w:b/>
                 <w:bCs/>
                 <w:color w:val="000000"/>
@@ -4127,7 +4126,7 @@
             <w:pPr>
               <w:jc w:val="center"/>
               <w:rPr>
-                <w:rFonts w:ascii="宋体" w:hAnsi="宋体" w:cs="宋体"/>
+                <w:rFonts w:ascii="宋体" w:hAnsi="宋体" w:cs="宋体" w:hint="eastAsia"/>
                 <w:color w:val="000000"/>
                 <w:sz w:val="20"/>
                 <w:szCs w:val="20"/>
@@ -4142,6 +4141,7 @@
                 <w:szCs w:val="13"/>
                 <w:lang w:bidi="ar"/>
               </w:rPr>
+              <w:lastRenderedPageBreak/>
               <w:t>必填</w:t>
             </w:r>
           </w:p>
@@ -4162,7 +4162,7 @@
             <w:pPr>
               <w:jc w:val="center"/>
               <w:rPr>
-                <w:rFonts w:ascii="宋体" w:hAnsi="宋体" w:cs="宋体"/>
+                <w:rFonts w:ascii="宋体" w:hAnsi="宋体" w:cs="宋体" w:hint="eastAsia"/>
                 <w:color w:val="000000"/>
                 <w:sz w:val="20"/>
                 <w:szCs w:val="20"/>
@@ -4197,7 +4197,7 @@
             <w:pPr>
               <w:jc w:val="center"/>
               <w:rPr>
-                <w:rFonts w:ascii="宋体" w:hAnsi="宋体" w:cs="宋体"/>
+                <w:rFonts w:ascii="宋体" w:hAnsi="宋体" w:cs="宋体" w:hint="eastAsia"/>
                 <w:color w:val="000000"/>
                 <w:sz w:val="20"/>
                 <w:szCs w:val="20"/>
@@ -4232,7 +4232,7 @@
             <w:pPr>
               <w:jc w:val="center"/>
               <w:rPr>
-                <w:rFonts w:ascii="宋体" w:hAnsi="宋体" w:cs="宋体"/>
+                <w:rFonts w:ascii="宋体" w:hAnsi="宋体" w:cs="宋体" w:hint="eastAsia"/>
                 <w:color w:val="000000"/>
                 <w:sz w:val="20"/>
                 <w:szCs w:val="20"/>
@@ -4267,7 +4267,7 @@
             <w:pPr>
               <w:jc w:val="center"/>
               <w:rPr>
-                <w:rFonts w:ascii="宋体" w:hAnsi="宋体" w:cs="宋体"/>
+                <w:rFonts w:ascii="宋体" w:hAnsi="宋体" w:cs="宋体" w:hint="eastAsia"/>
                 <w:color w:val="000000"/>
                 <w:sz w:val="20"/>
                 <w:szCs w:val="20"/>
@@ -4302,7 +4302,7 @@
             <w:pPr>
               <w:jc w:val="center"/>
               <w:rPr>
-                <w:rFonts w:ascii="宋体" w:hAnsi="宋体" w:cs="宋体"/>
+                <w:rFonts w:ascii="宋体" w:hAnsi="宋体" w:cs="宋体" w:hint="eastAsia"/>
                 <w:color w:val="000000"/>
                 <w:sz w:val="20"/>
                 <w:szCs w:val="20"/>
@@ -4337,7 +4337,7 @@
             <w:pPr>
               <w:jc w:val="center"/>
               <w:rPr>
-                <w:rFonts w:ascii="宋体" w:hAnsi="宋体" w:cs="宋体"/>
+                <w:rFonts w:ascii="宋体" w:hAnsi="宋体" w:cs="宋体" w:hint="eastAsia"/>
                 <w:color w:val="000000"/>
                 <w:sz w:val="20"/>
                 <w:szCs w:val="20"/>
@@ -4372,7 +4372,7 @@
             <w:pPr>
               <w:jc w:val="center"/>
               <w:rPr>
-                <w:rFonts w:ascii="微软雅黑" w:eastAsia="微软雅黑" w:hAnsi="微软雅黑" w:cs="微软雅黑"/>
+                <w:rFonts w:ascii="微软雅黑" w:eastAsia="微软雅黑" w:hAnsi="微软雅黑" w:cs="微软雅黑" w:hint="eastAsia"/>
                 <w:color w:val="000000"/>
                 <w:kern w:val="0"/>
                 <w:sz w:val="13"/>
@@ -4409,7 +4409,7 @@
             <w:pPr>
               <w:jc w:val="center"/>
               <w:rPr>
-                <w:rFonts w:ascii="宋体" w:hAnsi="宋体" w:cs="宋体"/>
+                <w:rFonts w:ascii="宋体" w:hAnsi="宋体" w:cs="宋体" w:hint="eastAsia"/>
                 <w:color w:val="000000"/>
                 <w:sz w:val="20"/>
                 <w:szCs w:val="20"/>
@@ -4444,7 +4444,7 @@
             <w:pPr>
               <w:jc w:val="center"/>
               <w:rPr>
-                <w:rFonts w:ascii="宋体" w:hAnsi="宋体" w:cs="宋体"/>
+                <w:rFonts w:ascii="宋体" w:hAnsi="宋体" w:cs="宋体" w:hint="eastAsia"/>
                 <w:color w:val="000000"/>
                 <w:sz w:val="20"/>
                 <w:szCs w:val="20"/>
@@ -4479,7 +4479,7 @@
             <w:pPr>
               <w:jc w:val="center"/>
               <w:rPr>
-                <w:rFonts w:ascii="宋体" w:hAnsi="宋体" w:cs="宋体"/>
+                <w:rFonts w:ascii="宋体" w:hAnsi="宋体" w:cs="宋体" w:hint="eastAsia"/>
                 <w:color w:val="000000"/>
                 <w:sz w:val="20"/>
                 <w:szCs w:val="20"/>
@@ -4514,7 +4514,7 @@
             <w:pPr>
               <w:jc w:val="center"/>
               <w:rPr>
-                <w:rFonts w:ascii="宋体" w:hAnsi="宋体" w:cs="宋体"/>
+                <w:rFonts w:ascii="宋体" w:hAnsi="宋体" w:cs="宋体" w:hint="eastAsia"/>
                 <w:color w:val="000000"/>
                 <w:sz w:val="20"/>
                 <w:szCs w:val="20"/>
@@ -4549,7 +4549,7 @@
             <w:pPr>
               <w:jc w:val="center"/>
               <w:rPr>
-                <w:rFonts w:ascii="微软雅黑" w:eastAsia="微软雅黑" w:hAnsi="微软雅黑" w:cs="微软雅黑"/>
+                <w:rFonts w:ascii="微软雅黑" w:eastAsia="微软雅黑" w:hAnsi="微软雅黑" w:cs="微软雅黑" w:hint="eastAsia"/>
                 <w:color w:val="000000"/>
                 <w:kern w:val="0"/>
                 <w:sz w:val="13"/>
@@ -4586,7 +4586,7 @@
             <w:pPr>
               <w:jc w:val="center"/>
               <w:rPr>
-                <w:rFonts w:ascii="宋体" w:hAnsi="宋体" w:cs="宋体"/>
+                <w:rFonts w:ascii="宋体" w:hAnsi="宋体" w:cs="宋体" w:hint="eastAsia"/>
                 <w:color w:val="000000"/>
                 <w:sz w:val="20"/>
                 <w:szCs w:val="20"/>
@@ -4621,7 +4621,7 @@
             <w:pPr>
               <w:jc w:val="center"/>
               <w:rPr>
-                <w:rFonts w:ascii="宋体" w:hAnsi="宋体" w:cs="宋体"/>
+                <w:rFonts w:ascii="宋体" w:hAnsi="宋体" w:cs="宋体" w:hint="eastAsia"/>
                 <w:color w:val="000000"/>
                 <w:sz w:val="20"/>
                 <w:szCs w:val="20"/>
@@ -4656,7 +4656,7 @@
             <w:pPr>
               <w:jc w:val="center"/>
               <w:rPr>
-                <w:rFonts w:ascii="宋体" w:hAnsi="宋体" w:cs="宋体"/>
+                <w:rFonts w:ascii="宋体" w:hAnsi="宋体" w:cs="宋体" w:hint="eastAsia"/>
                 <w:color w:val="000000"/>
                 <w:sz w:val="20"/>
                 <w:szCs w:val="20"/>
@@ -4680,7 +4680,7 @@
             <w:pPr>
               <w:jc w:val="center"/>
               <w:rPr>
-                <w:rFonts w:ascii="宋体" w:hAnsi="宋体" w:cs="宋体"/>
+                <w:rFonts w:ascii="宋体" w:hAnsi="宋体" w:cs="宋体" w:hint="eastAsia"/>
                 <w:color w:val="000000"/>
                 <w:sz w:val="20"/>
                 <w:szCs w:val="20"/>
@@ -4704,7 +4704,7 @@
             <w:pPr>
               <w:jc w:val="center"/>
               <w:rPr>
-                <w:rFonts w:ascii="宋体" w:hAnsi="宋体" w:cs="宋体"/>
+                <w:rFonts w:ascii="宋体" w:hAnsi="宋体" w:cs="宋体" w:hint="eastAsia"/>
                 <w:color w:val="000000"/>
                 <w:sz w:val="20"/>
                 <w:szCs w:val="20"/>
@@ -4739,7 +4739,7 @@
             <w:pPr>
               <w:jc w:val="center"/>
               <w:rPr>
-                <w:rFonts w:ascii="宋体" w:hAnsi="宋体" w:cs="宋体"/>
+                <w:rFonts w:ascii="宋体" w:hAnsi="宋体" w:cs="宋体" w:hint="eastAsia"/>
                 <w:color w:val="000000"/>
                 <w:sz w:val="20"/>
                 <w:szCs w:val="20"/>
@@ -4774,7 +4774,7 @@
             <w:pPr>
               <w:jc w:val="center"/>
               <w:rPr>
-                <w:rFonts w:ascii="宋体" w:hAnsi="宋体" w:cs="宋体"/>
+                <w:rFonts w:ascii="宋体" w:hAnsi="宋体" w:cs="宋体" w:hint="eastAsia"/>
                 <w:color w:val="000000"/>
                 <w:sz w:val="20"/>
                 <w:szCs w:val="20"/>
@@ -4809,7 +4809,7 @@
             <w:pPr>
               <w:jc w:val="center"/>
               <w:rPr>
-                <w:rFonts w:ascii="微软雅黑" w:eastAsia="微软雅黑" w:hAnsi="微软雅黑" w:cs="微软雅黑"/>
+                <w:rFonts w:ascii="微软雅黑" w:eastAsia="微软雅黑" w:hAnsi="微软雅黑" w:cs="微软雅黑" w:hint="eastAsia"/>
                 <w:color w:val="000000"/>
                 <w:kern w:val="0"/>
                 <w:sz w:val="13"/>
@@ -4851,7 +4851,7 @@
             <w:pPr>
               <w:jc w:val="center"/>
               <w:rPr>
-                <w:rFonts w:ascii="微软雅黑" w:eastAsia="微软雅黑" w:hAnsi="微软雅黑" w:cs="微软雅黑"/>
+                <w:rFonts w:ascii="微软雅黑" w:eastAsia="微软雅黑" w:hAnsi="微软雅黑" w:cs="微软雅黑" w:hint="eastAsia"/>
                 <w:color w:val="000000"/>
                 <w:kern w:val="0"/>
                 <w:sz w:val="13"/>
@@ -4875,7 +4875,7 @@
             <w:pPr>
               <w:jc w:val="center"/>
               <w:rPr>
-                <w:rFonts w:ascii="微软雅黑" w:eastAsia="微软雅黑" w:hAnsi="微软雅黑" w:cs="微软雅黑"/>
+                <w:rFonts w:ascii="微软雅黑" w:eastAsia="微软雅黑" w:hAnsi="微软雅黑" w:cs="微软雅黑" w:hint="eastAsia"/>
                 <w:color w:val="000000"/>
                 <w:kern w:val="0"/>
                 <w:sz w:val="13"/>
@@ -4899,7 +4899,7 @@
             <w:pPr>
               <w:jc w:val="center"/>
               <w:rPr>
-                <w:rFonts w:ascii="微软雅黑" w:eastAsia="微软雅黑" w:hAnsi="微软雅黑" w:cs="微软雅黑"/>
+                <w:rFonts w:ascii="微软雅黑" w:eastAsia="微软雅黑" w:hAnsi="微软雅黑" w:cs="微软雅黑" w:hint="eastAsia"/>
                 <w:color w:val="000000"/>
                 <w:kern w:val="0"/>
                 <w:sz w:val="13"/>
@@ -4936,7 +4936,7 @@
             <w:pPr>
               <w:jc w:val="center"/>
               <w:rPr>
-                <w:rFonts w:ascii="宋体" w:hAnsi="宋体" w:cs="宋体"/>
+                <w:rFonts w:ascii="宋体" w:hAnsi="宋体" w:cs="宋体" w:hint="eastAsia"/>
                 <w:color w:val="000000"/>
                 <w:sz w:val="20"/>
                 <w:szCs w:val="20"/>
@@ -4971,7 +4971,7 @@
             <w:pPr>
               <w:jc w:val="center"/>
               <w:rPr>
-                <w:rFonts w:ascii="宋体" w:hAnsi="宋体" w:cs="宋体"/>
+                <w:rFonts w:ascii="宋体" w:hAnsi="宋体" w:cs="宋体" w:hint="eastAsia"/>
                 <w:color w:val="000000"/>
                 <w:sz w:val="20"/>
                 <w:szCs w:val="20"/>
@@ -5006,7 +5006,7 @@
             <w:pPr>
               <w:jc w:val="center"/>
               <w:rPr>
-                <w:rFonts w:ascii="宋体" w:hAnsi="宋体" w:cs="宋体"/>
+                <w:rFonts w:ascii="宋体" w:hAnsi="宋体" w:cs="宋体" w:hint="eastAsia"/>
                 <w:color w:val="000000"/>
                 <w:sz w:val="20"/>
                 <w:szCs w:val="20"/>
@@ -5041,7 +5041,7 @@
             <w:pPr>
               <w:jc w:val="center"/>
               <w:rPr>
-                <w:rFonts w:ascii="宋体" w:hAnsi="宋体" w:cs="宋体"/>
+                <w:rFonts w:ascii="宋体" w:hAnsi="宋体" w:cs="宋体" w:hint="eastAsia"/>
                 <w:color w:val="000000"/>
                 <w:sz w:val="20"/>
                 <w:szCs w:val="20"/>
@@ -5076,7 +5076,7 @@
             <w:pPr>
               <w:jc w:val="center"/>
               <w:rPr>
-                <w:rFonts w:ascii="宋体" w:hAnsi="宋体" w:cs="宋体"/>
+                <w:rFonts w:ascii="宋体" w:hAnsi="宋体" w:cs="宋体" w:hint="eastAsia"/>
                 <w:color w:val="000000"/>
                 <w:sz w:val="20"/>
                 <w:szCs w:val="20"/>
@@ -5100,7 +5100,7 @@
             <w:pPr>
               <w:jc w:val="center"/>
               <w:rPr>
-                <w:rFonts w:ascii="宋体" w:hAnsi="宋体" w:cs="宋体"/>
+                <w:rFonts w:ascii="宋体" w:hAnsi="宋体" w:cs="宋体" w:hint="eastAsia"/>
                 <w:color w:val="000000"/>
                 <w:sz w:val="20"/>
                 <w:szCs w:val="20"/>
@@ -5124,7 +5124,7 @@
             <w:pPr>
               <w:jc w:val="center"/>
               <w:rPr>
-                <w:rFonts w:ascii="宋体" w:hAnsi="宋体" w:cs="宋体"/>
+                <w:rFonts w:ascii="宋体" w:hAnsi="宋体" w:cs="宋体" w:hint="eastAsia"/>
                 <w:color w:val="000000"/>
                 <w:sz w:val="20"/>
                 <w:szCs w:val="20"/>
@@ -5159,7 +5159,7 @@
             <w:pPr>
               <w:jc w:val="center"/>
               <w:rPr>
-                <w:rFonts w:ascii="宋体" w:hAnsi="宋体" w:cs="宋体"/>
+                <w:rFonts w:ascii="宋体" w:hAnsi="宋体" w:cs="宋体" w:hint="eastAsia"/>
                 <w:color w:val="000000"/>
                 <w:sz w:val="20"/>
                 <w:szCs w:val="20"/>
@@ -5183,7 +5183,7 @@
             <w:pPr>
               <w:jc w:val="center"/>
               <w:rPr>
-                <w:rFonts w:ascii="宋体" w:hAnsi="宋体" w:cs="宋体"/>
+                <w:rFonts w:ascii="宋体" w:hAnsi="宋体" w:cs="宋体" w:hint="eastAsia"/>
                 <w:color w:val="000000"/>
                 <w:sz w:val="20"/>
                 <w:szCs w:val="20"/>
@@ -5207,7 +5207,7 @@
             <w:pPr>
               <w:jc w:val="center"/>
               <w:rPr>
-                <w:rFonts w:ascii="宋体" w:hAnsi="宋体" w:cs="宋体"/>
+                <w:rFonts w:ascii="宋体" w:hAnsi="宋体" w:cs="宋体" w:hint="eastAsia"/>
                 <w:color w:val="000000"/>
                 <w:sz w:val="20"/>
                 <w:szCs w:val="20"/>
@@ -5231,7 +5231,7 @@
             <w:pPr>
               <w:jc w:val="center"/>
               <w:rPr>
-                <w:rFonts w:ascii="宋体" w:hAnsi="宋体" w:cs="宋体"/>
+                <w:rFonts w:ascii="宋体" w:hAnsi="宋体" w:cs="宋体" w:hint="eastAsia"/>
                 <w:color w:val="000000"/>
                 <w:sz w:val="20"/>
                 <w:szCs w:val="20"/>
@@ -5255,7 +5255,7 @@
             <w:pPr>
               <w:jc w:val="center"/>
               <w:rPr>
-                <w:rFonts w:ascii="微软雅黑" w:eastAsia="微软雅黑" w:hAnsi="微软雅黑" w:cs="微软雅黑"/>
+                <w:rFonts w:ascii="微软雅黑" w:eastAsia="微软雅黑" w:hAnsi="微软雅黑" w:cs="微软雅黑" w:hint="eastAsia"/>
                 <w:color w:val="000000"/>
                 <w:kern w:val="0"/>
                 <w:sz w:val="13"/>
@@ -5292,7 +5292,7 @@
             <w:pPr>
               <w:jc w:val="center"/>
               <w:rPr>
-                <w:rFonts w:ascii="宋体" w:hAnsi="宋体" w:cs="宋体"/>
+                <w:rFonts w:ascii="宋体" w:hAnsi="宋体" w:cs="宋体" w:hint="eastAsia"/>
                 <w:color w:val="000000"/>
                 <w:sz w:val="20"/>
                 <w:szCs w:val="20"/>
@@ -5327,7 +5327,7 @@
             <w:pPr>
               <w:jc w:val="center"/>
               <w:rPr>
-                <w:rFonts w:ascii="宋体" w:hAnsi="宋体" w:cs="宋体"/>
+                <w:rFonts w:ascii="宋体" w:hAnsi="宋体" w:cs="宋体" w:hint="eastAsia"/>
                 <w:color w:val="000000"/>
                 <w:sz w:val="20"/>
                 <w:szCs w:val="20"/>
@@ -5351,7 +5351,7 @@
             <w:pPr>
               <w:jc w:val="center"/>
               <w:rPr>
-                <w:rFonts w:ascii="宋体" w:hAnsi="宋体" w:cs="宋体"/>
+                <w:rFonts w:ascii="宋体" w:hAnsi="宋体" w:cs="宋体" w:hint="eastAsia"/>
                 <w:color w:val="000000"/>
                 <w:sz w:val="20"/>
                 <w:szCs w:val="20"/>
@@ -5375,7 +5375,7 @@
             <w:pPr>
               <w:jc w:val="center"/>
               <w:rPr>
-                <w:rFonts w:ascii="宋体" w:hAnsi="宋体" w:cs="宋体"/>
+                <w:rFonts w:ascii="宋体" w:hAnsi="宋体" w:cs="宋体" w:hint="eastAsia"/>
                 <w:color w:val="000000"/>
                 <w:sz w:val="20"/>
                 <w:szCs w:val="20"/>
@@ -5410,7 +5410,7 @@
             <w:pPr>
               <w:jc w:val="center"/>
               <w:rPr>
-                <w:rFonts w:ascii="宋体" w:hAnsi="宋体" w:cs="宋体"/>
+                <w:rFonts w:ascii="宋体" w:hAnsi="宋体" w:cs="宋体" w:hint="eastAsia"/>
                 <w:color w:val="000000"/>
                 <w:sz w:val="20"/>
                 <w:szCs w:val="20"/>
@@ -5434,7 +5434,7 @@
             <w:pPr>
               <w:jc w:val="center"/>
               <w:rPr>
-                <w:rFonts w:ascii="宋体" w:hAnsi="宋体" w:cs="宋体"/>
+                <w:rFonts w:ascii="宋体" w:hAnsi="宋体" w:cs="宋体" w:hint="eastAsia"/>
                 <w:color w:val="000000"/>
                 <w:sz w:val="20"/>
                 <w:szCs w:val="20"/>
@@ -5458,7 +5458,7 @@
             <w:pPr>
               <w:jc w:val="center"/>
               <w:rPr>
-                <w:rFonts w:ascii="宋体" w:hAnsi="宋体" w:cs="宋体"/>
+                <w:rFonts w:ascii="宋体" w:hAnsi="宋体" w:cs="宋体" w:hint="eastAsia"/>
                 <w:color w:val="000000"/>
                 <w:sz w:val="20"/>
                 <w:szCs w:val="20"/>
@@ -5482,7 +5482,7 @@
             <w:pPr>
               <w:jc w:val="center"/>
               <w:rPr>
-                <w:rFonts w:ascii="宋体" w:hAnsi="宋体" w:cs="宋体"/>
+                <w:rFonts w:ascii="宋体" w:hAnsi="宋体" w:cs="宋体" w:hint="eastAsia"/>
                 <w:color w:val="000000"/>
                 <w:sz w:val="20"/>
                 <w:szCs w:val="20"/>
@@ -5574,7 +5574,7 @@
               <w:jc w:val="center"/>
               <w:textAlignment w:val="center"/>
               <w:rPr>
-                <w:rFonts w:ascii="宋体" w:hAnsi="宋体" w:cs="宋体"/>
+                <w:rFonts w:ascii="宋体" w:hAnsi="宋体" w:cs="宋体" w:hint="eastAsia"/>
                 <w:b/>
                 <w:bCs/>
                 <w:color w:val="FF0000"/>
@@ -5623,7 +5623,7 @@
               <w:jc w:val="center"/>
               <w:textAlignment w:val="center"/>
               <w:rPr>
-                <w:rFonts w:ascii="微软雅黑" w:eastAsia="微软雅黑" w:hAnsi="微软雅黑" w:cs="微软雅黑"/>
+                <w:rFonts w:ascii="微软雅黑" w:eastAsia="微软雅黑" w:hAnsi="微软雅黑" w:cs="微软雅黑" w:hint="eastAsia"/>
                 <w:b/>
                 <w:bCs/>
                 <w:color w:val="000000"/>
@@ -5665,7 +5665,7 @@
               <w:jc w:val="center"/>
               <w:textAlignment w:val="center"/>
               <w:rPr>
-                <w:rFonts w:ascii="微软雅黑" w:eastAsia="微软雅黑" w:hAnsi="微软雅黑" w:cs="微软雅黑"/>
+                <w:rFonts w:ascii="微软雅黑" w:eastAsia="微软雅黑" w:hAnsi="微软雅黑" w:cs="微软雅黑" w:hint="eastAsia"/>
                 <w:b/>
                 <w:bCs/>
                 <w:color w:val="000000"/>
@@ -5707,7 +5707,7 @@
               <w:jc w:val="center"/>
               <w:textAlignment w:val="center"/>
               <w:rPr>
-                <w:rFonts w:ascii="微软雅黑" w:eastAsia="微软雅黑" w:hAnsi="微软雅黑" w:cs="微软雅黑"/>
+                <w:rFonts w:ascii="微软雅黑" w:eastAsia="微软雅黑" w:hAnsi="微软雅黑" w:cs="微软雅黑" w:hint="eastAsia"/>
                 <w:b/>
                 <w:bCs/>
                 <w:color w:val="000000"/>
@@ -5749,7 +5749,7 @@
               <w:jc w:val="center"/>
               <w:textAlignment w:val="center"/>
               <w:rPr>
-                <w:rFonts w:ascii="微软雅黑" w:eastAsia="微软雅黑" w:hAnsi="微软雅黑" w:cs="微软雅黑"/>
+                <w:rFonts w:ascii="微软雅黑" w:eastAsia="微软雅黑" w:hAnsi="微软雅黑" w:cs="微软雅黑" w:hint="eastAsia"/>
                 <w:b/>
                 <w:bCs/>
                 <w:color w:val="000000"/>
@@ -5791,7 +5791,7 @@
               <w:jc w:val="center"/>
               <w:textAlignment w:val="center"/>
               <w:rPr>
-                <w:rFonts w:ascii="微软雅黑" w:eastAsia="微软雅黑" w:hAnsi="微软雅黑" w:cs="微软雅黑"/>
+                <w:rFonts w:ascii="微软雅黑" w:eastAsia="微软雅黑" w:hAnsi="微软雅黑" w:cs="微软雅黑" w:hint="eastAsia"/>
                 <w:b/>
                 <w:bCs/>
                 <w:color w:val="000000"/>
@@ -5833,7 +5833,7 @@
               <w:jc w:val="center"/>
               <w:textAlignment w:val="center"/>
               <w:rPr>
-                <w:rFonts w:ascii="微软雅黑" w:eastAsia="微软雅黑" w:hAnsi="微软雅黑" w:cs="微软雅黑"/>
+                <w:rFonts w:ascii="微软雅黑" w:eastAsia="微软雅黑" w:hAnsi="微软雅黑" w:cs="微软雅黑" w:hint="eastAsia"/>
                 <w:b/>
                 <w:bCs/>
                 <w:color w:val="000000"/>
@@ -5875,7 +5875,7 @@
               <w:jc w:val="center"/>
               <w:textAlignment w:val="center"/>
               <w:rPr>
-                <w:rFonts w:ascii="微软雅黑" w:eastAsia="微软雅黑" w:hAnsi="微软雅黑" w:cs="微软雅黑"/>
+                <w:rFonts w:ascii="微软雅黑" w:eastAsia="微软雅黑" w:hAnsi="微软雅黑" w:cs="微软雅黑" w:hint="eastAsia"/>
                 <w:b/>
                 <w:bCs/>
                 <w:color w:val="000000"/>
@@ -5917,7 +5917,7 @@
               <w:jc w:val="center"/>
               <w:textAlignment w:val="center"/>
               <w:rPr>
-                <w:rFonts w:ascii="微软雅黑" w:eastAsia="微软雅黑" w:hAnsi="微软雅黑" w:cs="微软雅黑"/>
+                <w:rFonts w:ascii="微软雅黑" w:eastAsia="微软雅黑" w:hAnsi="微软雅黑" w:cs="微软雅黑" w:hint="eastAsia"/>
                 <w:b/>
                 <w:bCs/>
                 <w:color w:val="000000"/>
@@ -5963,7 +5963,7 @@
             <w:pPr>
               <w:jc w:val="center"/>
               <w:rPr>
-                <w:rFonts w:ascii="宋体" w:hAnsi="宋体" w:cs="宋体"/>
+                <w:rFonts w:ascii="宋体" w:hAnsi="宋体" w:cs="宋体" w:hint="eastAsia"/>
                 <w:color w:val="000000"/>
                 <w:sz w:val="20"/>
                 <w:szCs w:val="20"/>
@@ -5998,7 +5998,7 @@
             <w:pPr>
               <w:jc w:val="center"/>
               <w:rPr>
-                <w:rFonts w:ascii="宋体" w:hAnsi="宋体" w:cs="宋体"/>
+                <w:rFonts w:ascii="宋体" w:hAnsi="宋体" w:cs="宋体" w:hint="eastAsia"/>
                 <w:color w:val="000000"/>
                 <w:sz w:val="20"/>
                 <w:szCs w:val="20"/>
@@ -6033,7 +6033,7 @@
             <w:pPr>
               <w:jc w:val="center"/>
               <w:rPr>
-                <w:rFonts w:ascii="宋体" w:hAnsi="宋体" w:cs="宋体"/>
+                <w:rFonts w:ascii="宋体" w:hAnsi="宋体" w:cs="宋体" w:hint="eastAsia"/>
                 <w:color w:val="000000"/>
                 <w:sz w:val="20"/>
                 <w:szCs w:val="20"/>
@@ -6068,7 +6068,7 @@
             <w:pPr>
               <w:jc w:val="center"/>
               <w:rPr>
-                <w:rFonts w:ascii="宋体" w:hAnsi="宋体" w:cs="宋体"/>
+                <w:rFonts w:ascii="宋体" w:hAnsi="宋体" w:cs="宋体" w:hint="eastAsia"/>
                 <w:color w:val="000000"/>
                 <w:sz w:val="20"/>
                 <w:szCs w:val="20"/>
@@ -6103,7 +6103,7 @@
             <w:pPr>
               <w:jc w:val="center"/>
               <w:rPr>
-                <w:rFonts w:ascii="宋体" w:hAnsi="宋体" w:cs="宋体"/>
+                <w:rFonts w:ascii="宋体" w:hAnsi="宋体" w:cs="宋体" w:hint="eastAsia"/>
                 <w:color w:val="000000"/>
                 <w:sz w:val="20"/>
                 <w:szCs w:val="20"/>
@@ -6138,7 +6138,7 @@
             <w:pPr>
               <w:jc w:val="center"/>
               <w:rPr>
-                <w:rFonts w:ascii="宋体" w:hAnsi="宋体" w:cs="宋体"/>
+                <w:rFonts w:ascii="宋体" w:hAnsi="宋体" w:cs="宋体" w:hint="eastAsia"/>
                 <w:color w:val="000000"/>
                 <w:sz w:val="20"/>
                 <w:szCs w:val="20"/>
@@ -6173,7 +6173,7 @@
             <w:pPr>
               <w:jc w:val="center"/>
               <w:rPr>
-                <w:rFonts w:ascii="宋体" w:hAnsi="宋体" w:cs="宋体"/>
+                <w:rFonts w:ascii="宋体" w:hAnsi="宋体" w:cs="宋体" w:hint="eastAsia"/>
                 <w:color w:val="000000"/>
                 <w:sz w:val="20"/>
                 <w:szCs w:val="20"/>
@@ -6208,7 +6208,7 @@
             <w:pPr>
               <w:jc w:val="center"/>
               <w:rPr>
-                <w:rFonts w:ascii="微软雅黑" w:eastAsia="微软雅黑" w:hAnsi="微软雅黑" w:cs="微软雅黑"/>
+                <w:rFonts w:ascii="微软雅黑" w:eastAsia="微软雅黑" w:hAnsi="微软雅黑" w:cs="微软雅黑" w:hint="eastAsia"/>
                 <w:color w:val="000000"/>
                 <w:kern w:val="0"/>
                 <w:sz w:val="13"/>
@@ -6250,7 +6250,7 @@
             <w:pPr>
               <w:jc w:val="center"/>
               <w:rPr>
-                <w:rFonts w:ascii="微软雅黑" w:eastAsia="微软雅黑" w:hAnsi="微软雅黑" w:cs="微软雅黑"/>
+                <w:rFonts w:ascii="微软雅黑" w:eastAsia="微软雅黑" w:hAnsi="微软雅黑" w:cs="微软雅黑" w:hint="eastAsia"/>
                 <w:color w:val="000000"/>
                 <w:kern w:val="0"/>
                 <w:sz w:val="13"/>
@@ -6287,7 +6287,7 @@
             <w:pPr>
               <w:jc w:val="center"/>
               <w:rPr>
-                <w:rFonts w:ascii="宋体" w:hAnsi="宋体" w:cs="宋体"/>
+                <w:rFonts w:ascii="宋体" w:hAnsi="宋体" w:cs="宋体" w:hint="eastAsia"/>
                 <w:color w:val="000000"/>
                 <w:sz w:val="20"/>
                 <w:szCs w:val="20"/>
@@ -6322,7 +6322,7 @@
             <w:pPr>
               <w:jc w:val="center"/>
               <w:rPr>
-                <w:rFonts w:ascii="宋体" w:hAnsi="宋体" w:cs="宋体"/>
+                <w:rFonts w:ascii="宋体" w:hAnsi="宋体" w:cs="宋体" w:hint="eastAsia"/>
                 <w:color w:val="000000"/>
                 <w:sz w:val="20"/>
                 <w:szCs w:val="20"/>
@@ -6357,7 +6357,7 @@
             <w:pPr>
               <w:jc w:val="center"/>
               <w:rPr>
-                <w:rFonts w:ascii="宋体" w:hAnsi="宋体" w:cs="宋体"/>
+                <w:rFonts w:ascii="宋体" w:hAnsi="宋体" w:cs="宋体" w:hint="eastAsia"/>
                 <w:color w:val="000000"/>
                 <w:sz w:val="20"/>
                 <w:szCs w:val="20"/>
@@ -6392,7 +6392,7 @@
             <w:pPr>
               <w:jc w:val="center"/>
               <w:rPr>
-                <w:rFonts w:ascii="宋体" w:hAnsi="宋体" w:cs="宋体"/>
+                <w:rFonts w:ascii="宋体" w:hAnsi="宋体" w:cs="宋体" w:hint="eastAsia"/>
                 <w:color w:val="000000"/>
                 <w:sz w:val="20"/>
                 <w:szCs w:val="20"/>
@@ -6427,7 +6427,7 @@
             <w:pPr>
               <w:jc w:val="center"/>
               <w:rPr>
-                <w:rFonts w:ascii="宋体" w:hAnsi="宋体" w:cs="宋体"/>
+                <w:rFonts w:ascii="宋体" w:hAnsi="宋体" w:cs="宋体" w:hint="eastAsia"/>
                 <w:color w:val="000000"/>
                 <w:sz w:val="20"/>
                 <w:szCs w:val="20"/>
@@ -6451,7 +6451,7 @@
             <w:pPr>
               <w:jc w:val="center"/>
               <w:rPr>
-                <w:rFonts w:ascii="宋体" w:hAnsi="宋体" w:cs="宋体"/>
+                <w:rFonts w:ascii="宋体" w:hAnsi="宋体" w:cs="宋体" w:hint="eastAsia"/>
                 <w:color w:val="000000"/>
                 <w:sz w:val="20"/>
                 <w:szCs w:val="20"/>
@@ -6475,7 +6475,7 @@
             <w:pPr>
               <w:jc w:val="center"/>
               <w:rPr>
-                <w:rFonts w:ascii="宋体" w:hAnsi="宋体" w:cs="宋体"/>
+                <w:rFonts w:ascii="宋体" w:hAnsi="宋体" w:cs="宋体" w:hint="eastAsia"/>
                 <w:color w:val="000000"/>
                 <w:sz w:val="20"/>
                 <w:szCs w:val="20"/>
@@ -6761,7 +6761,6 @@
         <w:spacing w:line="360" w:lineRule="auto"/>
         <w:ind w:firstLineChars="200" w:firstLine="422"/>
         <w:rPr>
-          <w:rFonts w:hint="eastAsia"/>
           <w:b/>
           <w:bCs/>
         </w:rPr>
@@ -6868,11 +6867,145 @@
         <w:spacing w:line="360" w:lineRule="auto"/>
         <w:ind w:firstLineChars="200" w:firstLine="422"/>
         <w:rPr>
-          <w:rFonts w:hint="eastAsia"/>
           <w:b/>
           <w:bCs/>
         </w:rPr>
       </w:pPr>
+    </w:p>
+    <w:p>
+      <w:pPr>
+        <w:spacing w:line="360" w:lineRule="auto"/>
+        <w:ind w:firstLineChars="200" w:firstLine="422"/>
+        <w:rPr>
+          <w:rFonts w:hint="eastAsia"/>
+          <w:b/>
+          <w:bCs/>
+        </w:rPr>
+      </w:pPr>
+      <w:r>
+        <w:rPr>
+          <w:rFonts w:hint="eastAsia"/>
+          <w:b/>
+          <w:bCs/>
+        </w:rPr>
+        <w:t>返回通知单</w:t>
+      </w:r>
+      <w:r>
+        <w:rPr>
+          <w:rFonts w:hint="eastAsia"/>
+          <w:b/>
+          <w:bCs/>
+        </w:rPr>
+        <w:t>-</w:t>
+      </w:r>
+      <w:r>
+        <w:rPr>
+          <w:rFonts w:hint="eastAsia"/>
+          <w:b/>
+          <w:bCs/>
+        </w:rPr>
+        <w:t>下挂物流单</w:t>
+      </w:r>
+      <w:r>
+        <w:rPr>
+          <w:rFonts w:hint="eastAsia"/>
+          <w:b/>
+          <w:bCs/>
+        </w:rPr>
+        <w:t>-</w:t>
+      </w:r>
+      <w:r>
+        <w:rPr>
+          <w:rFonts w:hint="eastAsia"/>
+          <w:b/>
+          <w:bCs/>
+        </w:rPr>
+        <w:t>物流单关联物品明细</w:t>
+      </w:r>
+    </w:p>
+    <w:p>
+      <w:pPr>
+        <w:spacing w:line="360" w:lineRule="auto"/>
+        <w:ind w:firstLineChars="200" w:firstLine="422"/>
+        <w:rPr>
+          <w:rFonts w:hint="eastAsia"/>
+          <w:b/>
+          <w:bCs/>
+        </w:rPr>
+      </w:pPr>
+      <w:r>
+        <w:rPr>
+          <w:rFonts w:hint="eastAsia"/>
+          <w:b/>
+          <w:bCs/>
+        </w:rPr>
+        <w:lastRenderedPageBreak/>
+        <w:t>一个通知单对应多个物流单，</w:t>
+      </w:r>
+      <w:r>
+        <w:rPr>
+          <w:rFonts w:hint="eastAsia"/>
+          <w:b/>
+          <w:bCs/>
+        </w:rPr>
+        <w:t xml:space="preserve"> </w:t>
+      </w:r>
+      <w:r>
+        <w:rPr>
+          <w:rFonts w:hint="eastAsia"/>
+          <w:b/>
+          <w:bCs/>
+        </w:rPr>
+        <w:t>当所有明细数量</w:t>
+      </w:r>
+      <w:r>
+        <w:rPr>
+          <w:rFonts w:hint="eastAsia"/>
+          <w:b/>
+          <w:bCs/>
+        </w:rPr>
+        <w:t>=</w:t>
+      </w:r>
+      <w:r>
+        <w:rPr>
+          <w:rFonts w:hint="eastAsia"/>
+          <w:b/>
+          <w:bCs/>
+        </w:rPr>
+        <w:t>返修通知单数量</w:t>
+      </w:r>
+      <w:r>
+        <w:rPr>
+          <w:rFonts w:hint="eastAsia"/>
+          <w:b/>
+          <w:bCs/>
+        </w:rPr>
+        <w:t xml:space="preserve"> </w:t>
+      </w:r>
+      <w:r>
+        <w:rPr>
+          <w:rFonts w:hint="eastAsia"/>
+          <w:b/>
+          <w:bCs/>
+        </w:rPr>
+        <w:t>状态变更为已完成。</w:t>
+      </w:r>
+      <w:r>
+        <w:rPr>
+          <w:rFonts w:hint="eastAsia"/>
+          <w:b/>
+          <w:bCs/>
+        </w:rPr>
+        <w:t xml:space="preserve">  </w:t>
+      </w:r>
+      <w:r>
+        <w:rPr>
+          <w:rFonts w:hint="eastAsia"/>
+          <w:b/>
+          <w:bCs/>
+        </w:rPr>
+        <w:t>物流单明细数量一定等于返修通知单明细数量。</w:t>
+      </w:r>
     </w:p>
     <w:sectPr>
       <w:pgSz w:w="16838" w:h="11906" w:orient="landscape"/>
@@ -7239,6 +7372,7 @@
   <w:style w:type="character" w:default="1" w:styleId="a0">
     <w:name w:val="Default Paragraph Font"/>
     <w:uiPriority w:val="1"/>
+    <w:semiHidden/>
     <w:unhideWhenUsed/>
   </w:style>
   <w:style w:type="table" w:default="1" w:styleId="a1">
